--- a/Modelos/AG/FUNDEP/termo_compromisso_FUNDEP.docx
+++ b/Modelos/AG/FUNDEP/termo_compromisso_FUNDEP.docx
@@ -11,7 +11,6 @@
           <w:szCs w:val="24"/>
         </w:rPr>
       </w:pPr>
-      <w:bookmarkStart w:id="0" w:name="_GoBack"/>
       <w:r>
         <w:rPr>
           <w:rFonts w:ascii="Times New Roman" w:hAnsi="Times New Roman" w:cs="Times New Roman"/>
@@ -743,7 +742,6 @@
         </w:rPr>
         <w:t xml:space="preserve">. </w:t>
       </w:r>
-      <w:proofErr w:type="gramStart"/>
       <w:r>
         <w:rPr>
           <w:rFonts w:ascii="Times New Roman" w:hAnsi="Times New Roman" w:cs="Times New Roman"/>
@@ -759,16 +757,7 @@
           <w:sz w:val="24"/>
           <w:szCs w:val="24"/>
         </w:rPr>
-        <w:t>nome</w:t>
-      </w:r>
-      <w:proofErr w:type="gramEnd"/>
-      <w:r>
-        <w:rPr>
-          <w:rFonts w:ascii="Times New Roman" w:hAnsi="Times New Roman" w:cs="Times New Roman"/>
-          <w:sz w:val="24"/>
-          <w:szCs w:val="24"/>
-        </w:rPr>
-        <w:t>_coord</w:t>
+        <w:t>nome_coord</w:t>
       </w:r>
       <w:proofErr w:type="spellEnd"/>
       <w:r>
@@ -777,7 +766,25 @@
           <w:sz w:val="24"/>
           <w:szCs w:val="24"/>
         </w:rPr>
-        <w:t xml:space="preserve"> }}   {{ </w:t>
+        <w:t xml:space="preserve"> }}  </w:t>
+      </w:r>
+      <w:r>
+        <w:rPr>
+          <w:rFonts w:ascii="Times New Roman" w:hAnsi="Times New Roman" w:cs="Times New Roman"/>
+          <w:sz w:val="24"/>
+          <w:szCs w:val="24"/>
+        </w:rPr>
+        <w:t>SIAPE:</w:t>
+      </w:r>
+      <w:bookmarkStart w:id="0" w:name="_GoBack"/>
+      <w:bookmarkEnd w:id="0"/>
+      <w:r>
+        <w:rPr>
+          <w:rFonts w:ascii="Times New Roman" w:hAnsi="Times New Roman" w:cs="Times New Roman"/>
+          <w:sz w:val="24"/>
+          <w:szCs w:val="24"/>
+        </w:rPr>
+        <w:t xml:space="preserve"> {{ </w:t>
       </w:r>
       <w:proofErr w:type="spellStart"/>
       <w:r>
@@ -950,7 +957,6 @@
         <w:t>)</w:t>
       </w:r>
     </w:p>
-    <w:bookmarkEnd w:id="0"/>
     <w:p>
       <w:pPr>
         <w:ind w:firstLine="708"/>
@@ -2240,6 +2246,7 @@
     <w:lsdException w:name="HTML Sample" w:semiHidden="1" w:unhideWhenUsed="1"/>
     <w:lsdException w:name="HTML Typewriter" w:semiHidden="1" w:unhideWhenUsed="1"/>
     <w:lsdException w:name="HTML Variable" w:semiHidden="1" w:unhideWhenUsed="1"/>
+    <w:lsdException w:name="Normal Table" w:semiHidden="1" w:unhideWhenUsed="1"/>
     <w:lsdException w:name="annotation subject" w:semiHidden="1" w:unhideWhenUsed="1"/>
     <w:lsdException w:name="No List" w:semiHidden="1" w:unhideWhenUsed="1"/>
     <w:lsdException w:name="Outline List 1" w:semiHidden="1" w:unhideWhenUsed="1"/>
@@ -2283,8 +2290,10 @@
     <w:lsdException w:name="Table Elegant" w:semiHidden="1" w:unhideWhenUsed="1"/>
     <w:lsdException w:name="Table Professional" w:semiHidden="1" w:unhideWhenUsed="1"/>
     <w:lsdException w:name="Table Subtle 1" w:semiHidden="1" w:unhideWhenUsed="1"/>
+    <w:lsdException w:name="Table Subtle 2" w:semiHidden="1" w:unhideWhenUsed="1"/>
     <w:lsdException w:name="Table Web 1" w:semiHidden="1" w:unhideWhenUsed="1"/>
     <w:lsdException w:name="Table Web 2" w:semiHidden="1" w:unhideWhenUsed="1"/>
+    <w:lsdException w:name="Table Web 3" w:semiHidden="1" w:unhideWhenUsed="1"/>
     <w:lsdException w:name="Balloon Text" w:semiHidden="1" w:unhideWhenUsed="1"/>
     <w:lsdException w:name="Table Grid" w:uiPriority="39"/>
     <w:lsdException w:name="Table Theme" w:semiHidden="1" w:unhideWhenUsed="1"/>
@@ -2902,6 +2911,23 @@
 </file>
 
 <file path=customXml/item1.xml><?xml version="1.0" encoding="utf-8"?>
+<?mso-contentType ?>
+<FormTemplates xmlns="http://schemas.microsoft.com/sharepoint/v3/contenttype/forms">
+  <Display>DocumentLibraryForm</Display>
+  <Edit>DocumentLibraryForm</Edit>
+  <New>DocumentLibraryForm</New>
+</FormTemplates>
+</file>
+
+<file path=customXml/item2.xml><?xml version="1.0" encoding="utf-8"?>
+<p:properties xmlns:p="http://schemas.microsoft.com/office/2006/metadata/properties" xmlns:xsi="http://www.w3.org/2001/XMLSchema-instance" xmlns:pc="http://schemas.microsoft.com/office/infopath/2007/PartnerControls">
+  <documentManagement>
+    <_activity xmlns="4dd09b91-d9aa-4302-9a24-a19623ca97b5" xsi:nil="true"/>
+  </documentManagement>
+</p:properties>
+</file>
+
+<file path=customXml/item3.xml><?xml version="1.0" encoding="utf-8"?>
 <ct:contentTypeSchema xmlns:ct="http://schemas.microsoft.com/office/2006/metadata/contentType" xmlns:ma="http://schemas.microsoft.com/office/2006/metadata/properties/metaAttributes" ct:_="" ma:_="" ma:contentTypeName="Documento" ma:contentTypeID="0x0101001B99E890BB7F5B499FEF005A739B9D5B" ma:contentTypeVersion="10" ma:contentTypeDescription="Crie um novo documento." ma:contentTypeScope="" ma:versionID="2f53b4ce405646c27b10bd5e0cb83074">
   <xsd:schema xmlns:xsd="http://www.w3.org/2001/XMLSchema" xmlns:xs="http://www.w3.org/2001/XMLSchema" xmlns:p="http://schemas.microsoft.com/office/2006/metadata/properties" xmlns:ns3="e9339038-99b3-4413-8c3b-2922bb2fc9e0" xmlns:ns4="4dd09b91-d9aa-4302-9a24-a19623ca97b5" targetNamespace="http://schemas.microsoft.com/office/2006/metadata/properties" ma:root="true" ma:fieldsID="5deb627c75548d11c48dffd396ee0de4" ns3:_="" ns4:_="">
     <xsd:import namespace="e9339038-99b3-4413-8c3b-2922bb2fc9e0"/>
@@ -3104,28 +3130,29 @@
 </ct:contentTypeSchema>
 </file>
 
-<file path=customXml/item2.xml><?xml version="1.0" encoding="utf-8"?>
-<p:properties xmlns:p="http://schemas.microsoft.com/office/2006/metadata/properties" xmlns:xsi="http://www.w3.org/2001/XMLSchema-instance" xmlns:pc="http://schemas.microsoft.com/office/infopath/2007/PartnerControls">
-  <documentManagement>
-    <_activity xmlns="4dd09b91-d9aa-4302-9a24-a19623ca97b5" xsi:nil="true"/>
-  </documentManagement>
-</p:properties>
-</file>
-
-<file path=customXml/item3.xml><?xml version="1.0" encoding="utf-8"?>
-<?mso-contentType ?>
-<FormTemplates xmlns="http://schemas.microsoft.com/sharepoint/v3/contenttype/forms">
-  <Display>DocumentLibraryForm</Display>
-  <Edit>DocumentLibraryForm</Edit>
-  <New>DocumentLibraryForm</New>
-</FormTemplates>
-</file>
-
 <file path=customXml/item4.xml><?xml version="1.0" encoding="utf-8"?>
 <b:Sources xmlns:b="http://schemas.openxmlformats.org/officeDocument/2006/bibliography" xmlns="http://schemas.openxmlformats.org/officeDocument/2006/bibliography" SelectedStyle="\APASixthEditionOfficeOnline.xsl" StyleName="APA" Version="6"/>
 </file>
 
 <file path=customXml/itemProps1.xml><?xml version="1.0" encoding="utf-8"?>
+<ds:datastoreItem xmlns:ds="http://schemas.openxmlformats.org/officeDocument/2006/customXml" ds:itemID="{F351DF3A-7613-4ADB-9040-363F4FA60C06}">
+  <ds:schemaRefs>
+    <ds:schemaRef ds:uri="http://schemas.microsoft.com/sharepoint/v3/contenttype/forms"/>
+  </ds:schemaRefs>
+</ds:datastoreItem>
+</file>
+
+<file path=customXml/itemProps2.xml><?xml version="1.0" encoding="utf-8"?>
+<ds:datastoreItem xmlns:ds="http://schemas.openxmlformats.org/officeDocument/2006/customXml" ds:itemID="{5CCF81A4-0000-4118-9C9D-CA9D6D40A545}">
+  <ds:schemaRefs>
+    <ds:schemaRef ds:uri="http://schemas.microsoft.com/office/2006/metadata/properties"/>
+    <ds:schemaRef ds:uri="http://schemas.microsoft.com/office/infopath/2007/PartnerControls"/>
+    <ds:schemaRef ds:uri="4dd09b91-d9aa-4302-9a24-a19623ca97b5"/>
+  </ds:schemaRefs>
+</ds:datastoreItem>
+</file>
+
+<file path=customXml/itemProps3.xml><?xml version="1.0" encoding="utf-8"?>
 <ds:datastoreItem xmlns:ds="http://schemas.openxmlformats.org/officeDocument/2006/customXml" ds:itemID="{E9169BAB-A3F9-4A70-B3F1-9D4540D88B15}">
   <ds:schemaRefs>
     <ds:schemaRef ds:uri="http://schemas.microsoft.com/office/2006/metadata/contentType"/>
@@ -3144,26 +3171,8 @@
 </ds:datastoreItem>
 </file>
 
-<file path=customXml/itemProps2.xml><?xml version="1.0" encoding="utf-8"?>
-<ds:datastoreItem xmlns:ds="http://schemas.openxmlformats.org/officeDocument/2006/customXml" ds:itemID="{5CCF81A4-0000-4118-9C9D-CA9D6D40A545}">
-  <ds:schemaRefs>
-    <ds:schemaRef ds:uri="http://schemas.microsoft.com/office/2006/metadata/properties"/>
-    <ds:schemaRef ds:uri="http://schemas.microsoft.com/office/infopath/2007/PartnerControls"/>
-    <ds:schemaRef ds:uri="4dd09b91-d9aa-4302-9a24-a19623ca97b5"/>
-  </ds:schemaRefs>
-</ds:datastoreItem>
-</file>
-
-<file path=customXml/itemProps3.xml><?xml version="1.0" encoding="utf-8"?>
-<ds:datastoreItem xmlns:ds="http://schemas.openxmlformats.org/officeDocument/2006/customXml" ds:itemID="{F351DF3A-7613-4ADB-9040-363F4FA60C06}">
-  <ds:schemaRefs>
-    <ds:schemaRef ds:uri="http://schemas.microsoft.com/sharepoint/v3/contenttype/forms"/>
-  </ds:schemaRefs>
-</ds:datastoreItem>
-</file>
-
 <file path=customXml/itemProps4.xml><?xml version="1.0" encoding="utf-8"?>
-<ds:datastoreItem xmlns:ds="http://schemas.openxmlformats.org/officeDocument/2006/customXml" ds:itemID="{7D6D47F0-C648-4E19-91BF-BF0ECC91988B}">
+<ds:datastoreItem xmlns:ds="http://schemas.openxmlformats.org/officeDocument/2006/customXml" ds:itemID="{5364764F-BBA8-41F9-85BD-084D9AE6B55B}">
   <ds:schemaRefs>
     <ds:schemaRef ds:uri="http://schemas.openxmlformats.org/officeDocument/2006/bibliography"/>
   </ds:schemaRefs>
